--- a/portal-measure/pt/files/KORbuild Settings - Perfis e permissões.docx
+++ b/portal-measure/pt/files/KORbuild Settings - Perfis e permissões.docx
@@ -129,7 +129,7 @@
                 <w:i w:val="0"/>
                 <w:sz w:val="18"/>
               </w:rPr>
-              <w:t>No Measure Takeoff</w:t>
+              <w:t>No Measure Takeoff e nas Concorrências</w:t>
             </w:r>
           </w:p>
         </w:tc>
@@ -198,7 +198,7 @@
                 <w:i w:val="0"/>
                 <w:sz w:val="18"/>
               </w:rPr>
-              <w:t>Tudo: medir, catálogo, preços, propostas</w:t>
+              <w:t>Tudo: medir, catálogo, preços, propostas, mandar concorrências, responder convites</w:t>
             </w:r>
           </w:p>
         </w:tc>
@@ -214,7 +214,7 @@
                 <w:i w:val="0"/>
                 <w:sz w:val="18"/>
               </w:rPr>
-              <w:t>Tudo: empresa, contatos, usuários, perfis</w:t>
+              <w:t>Tudo: empresa, obras, contatos, usuários, perfis</w:t>
             </w:r>
           </w:p>
         </w:tc>
@@ -232,7 +232,7 @@
                 <w:i w:val="0"/>
                 <w:sz w:val="18"/>
               </w:rPr>
-              <w:t>Gestor</w:t>
+              <w:t>Gestor de obras</w:t>
             </w:r>
           </w:p>
         </w:tc>
@@ -248,7 +248,7 @@
                 <w:i w:val="0"/>
                 <w:sz w:val="18"/>
               </w:rPr>
-              <w:t>Gerente de orçamentos</w:t>
+              <w:t>Orçamentista ou gerente de projetos</w:t>
             </w:r>
           </w:p>
         </w:tc>
@@ -264,7 +264,7 @@
                 <w:i w:val="0"/>
                 <w:sz w:val="18"/>
               </w:rPr>
-              <w:t>Mede e emite propostas; vê preços se o perfil permitir</w:t>
+              <w:t>Mede, emite propostas, manda concorrências e responde convites</w:t>
             </w:r>
           </w:p>
         </w:tc>
@@ -280,7 +280,7 @@
                 <w:i w:val="0"/>
                 <w:sz w:val="18"/>
               </w:rPr>
-              <w:t>Contatos</w:t>
+              <w:t>Obras</w:t>
             </w:r>
           </w:p>
         </w:tc>
@@ -298,7 +298,23 @@
                 <w:i w:val="0"/>
                 <w:sz w:val="18"/>
               </w:rPr>
-              <w:t>Orçamentista</w:t>
+              <w:t>Encarregado</w:t>
+            </w:r>
+            <w:r>
+              <w:rPr>
+                <w:b w:val="0"/>
+                <w:i w:val="0"/>
+                <w:sz w:val="18"/>
+              </w:rPr>
+              <w:t xml:space="preserve"> e </w:t>
+            </w:r>
+            <w:r>
+              <w:rPr>
+                <w:b/>
+                <w:i w:val="0"/>
+                <w:sz w:val="18"/>
+              </w:rPr>
+              <w:t>Trabalhador</w:t>
             </w:r>
           </w:p>
         </w:tc>
@@ -314,7 +330,7 @@
                 <w:i w:val="0"/>
                 <w:sz w:val="18"/>
               </w:rPr>
-              <w:t>Quem faz a medição</w:t>
+              <w:t>Gente de campo</w:t>
             </w:r>
           </w:p>
         </w:tc>
@@ -330,7 +346,7 @@
                 <w:i w:val="0"/>
                 <w:sz w:val="18"/>
               </w:rPr>
-              <w:t>Mede; catálogo e preços só se o perfil permitir</w:t>
+              <w:t>Não são usados nesta versão (pertencem a módulos que não fazem parte dela); não abrem o Measure Takeoff</w:t>
             </w:r>
           </w:p>
         </w:tc>
@@ -346,12 +362,35 @@
                 <w:i w:val="0"/>
                 <w:sz w:val="18"/>
               </w:rPr>
-              <w:t>Próprio perfil</w:t>
+              <w:t>—</w:t>
             </w:r>
           </w:p>
         </w:tc>
       </w:tr>
     </w:tbl>
+    <w:p>
+      <w:r>
+        <w:rPr>
+          <w:b w:val="0"/>
+          <w:i w:val="0"/>
+        </w:rPr>
+        <w:t xml:space="preserve">A empresa pode mudar esses perfis ou criar novos, por exemplo um </w:t>
+      </w:r>
+      <w:r>
+        <w:rPr>
+          <w:b/>
+          <w:i w:val="0"/>
+        </w:rPr>
+        <w:t>Orçamentista</w:t>
+      </w:r>
+      <w:r>
+        <w:rPr>
+          <w:b w:val="0"/>
+          <w:i w:val="0"/>
+        </w:rPr>
+        <w:t xml:space="preserve"> que mede, mas não muda o catálogo nem vê preços.</w:t>
+      </w:r>
+    </w:p>
     <w:p>
       <w:pPr>
         <w:pStyle w:val="Heading1"/>
@@ -580,6 +619,108 @@
                 <w:sz w:val="18"/>
               </w:rPr>
               <w:t>Convidar usuários, desativá-los e editar perfis.</w:t>
+            </w:r>
+          </w:p>
+        </w:tc>
+      </w:tr>
+      <w:tr>
+        <w:tc>
+          <w:tcPr>
+            <w:tcW w:type="dxa" w:w="4873"/>
+          </w:tcPr>
+          <w:p>
+            <w:r/>
+            <w:r>
+              <w:rPr>
+                <w:b/>
+                <w:i w:val="0"/>
+                <w:sz w:val="18"/>
+              </w:rPr>
+              <w:t>Fazer concorrências e fechar</w:t>
+            </w:r>
+          </w:p>
+        </w:tc>
+        <w:tc>
+          <w:tcPr>
+            <w:tcW w:type="dxa" w:w="4873"/>
+          </w:tcPr>
+          <w:p>
+            <w:r/>
+            <w:r>
+              <w:rPr>
+                <w:b w:val="0"/>
+                <w:i w:val="0"/>
+                <w:sz w:val="18"/>
+              </w:rPr>
+              <w:t>Mandar concorrências, compará-las e fechar.</w:t>
+            </w:r>
+          </w:p>
+        </w:tc>
+      </w:tr>
+      <w:tr>
+        <w:tc>
+          <w:tcPr>
+            <w:tcW w:type="dxa" w:w="4873"/>
+          </w:tcPr>
+          <w:p>
+            <w:r/>
+            <w:r>
+              <w:rPr>
+                <w:b/>
+                <w:i w:val="0"/>
+                <w:sz w:val="18"/>
+              </w:rPr>
+              <w:t>Responder convites</w:t>
+            </w:r>
+          </w:p>
+        </w:tc>
+        <w:tc>
+          <w:tcPr>
+            <w:tcW w:type="dxa" w:w="4873"/>
+          </w:tcPr>
+          <w:p>
+            <w:r/>
+            <w:r>
+              <w:rPr>
+                <w:b w:val="0"/>
+                <w:i w:val="0"/>
+                <w:sz w:val="18"/>
+              </w:rPr>
+              <w:t>Responder convites para cotar e enviar propostas.</w:t>
+            </w:r>
+          </w:p>
+        </w:tc>
+      </w:tr>
+      <w:tr>
+        <w:tc>
+          <w:tcPr>
+            <w:tcW w:type="dxa" w:w="4873"/>
+          </w:tcPr>
+          <w:p>
+            <w:r/>
+            <w:r>
+              <w:rPr>
+                <w:b/>
+                <w:i w:val="0"/>
+                <w:sz w:val="18"/>
+              </w:rPr>
+              <w:t>Obras</w:t>
+            </w:r>
+          </w:p>
+        </w:tc>
+        <w:tc>
+          <w:tcPr>
+            <w:tcW w:type="dxa" w:w="4873"/>
+          </w:tcPr>
+          <w:p>
+            <w:r/>
+            <w:r>
+              <w:rPr>
+                <w:b w:val="0"/>
+                <w:i w:val="0"/>
+                <w:sz w:val="18"/>
+              </w:rPr>
+              <w:t>Criar a obra a partir de um projeto ganho (necessário para fechar uma concorrência).</w:t>
             </w:r>
           </w:p>
         </w:tc>
